--- a/link_eshopworld/Documentation/eShopWorld_Shipping_Methods_Integration.docx
+++ b/link_eshopworld/Documentation/eShopWorld_Shipping_Methods_Integration.docx
@@ -91,7 +91,7 @@
                                     <w:sz w:val="20"/>
                                     <w:szCs w:val="20"/>
                                   </w:rPr>
-                                  <w:t>8</w:t>
+                                  <w:t>9</w:t>
                                 </w:r>
                               </w:p>
                               <w:p>
@@ -120,11 +120,10 @@
                                 </w:r>
                                 <w:r>
                                   <w:rPr>
-                                    <w:rStyle w:val="span"/>
                                     <w:sz w:val="20"/>
                                     <w:szCs w:val="20"/>
                                   </w:rPr>
-                                  <w:t xml:space="preserve">September </w:t>
+                                  <w:t xml:space="preserve">October </w:t>
                                 </w:r>
                                 <w:r>
                                   <w:rPr>
@@ -227,7 +226,7 @@
                               <w:sz w:val="20"/>
                               <w:szCs w:val="20"/>
                             </w:rPr>
-                            <w:t>8</w:t>
+                            <w:t>9</w:t>
                           </w:r>
                         </w:p>
                         <w:p>
@@ -256,11 +255,10 @@
                           </w:r>
                           <w:r>
                             <w:rPr>
-                              <w:rStyle w:val="span"/>
                               <w:sz w:val="20"/>
                               <w:szCs w:val="20"/>
                             </w:rPr>
-                            <w:t xml:space="preserve">September </w:t>
+                            <w:t xml:space="preserve">October </w:t>
                           </w:r>
                           <w:r>
                             <w:rPr>
@@ -3394,7 +3392,7 @@
           <w:noProof/>
         </w:rPr>
         <w:drawing>
-          <wp:inline distT="0" distB="0" distL="0" distR="0" wp14:anchorId="402E968E" wp14:editId="1DF293F1">
+          <wp:inline distT="0" distB="0" distL="0" distR="0" wp14:anchorId="402E968E" wp14:editId="1072C031">
             <wp:extent cx="5943600" cy="2428875"/>
             <wp:effectExtent l="0" t="0" r="0" b="9525"/>
             <wp:docPr id="20" name="Picture 20"/>
@@ -3477,7 +3475,7 @@
         </w:rPr>
         <w:lastRenderedPageBreak/>
         <w:drawing>
-          <wp:inline distT="0" distB="0" distL="0" distR="0" wp14:anchorId="5652A2F2" wp14:editId="658E44CF">
+          <wp:inline distT="0" distB="0" distL="0" distR="0" wp14:anchorId="5652A2F2" wp14:editId="30DFB014">
             <wp:extent cx="5943600" cy="2597785"/>
             <wp:effectExtent l="0" t="0" r="0" b="0"/>
             <wp:docPr id="19" name="Picture 19"/>
@@ -14352,7 +14350,6 @@
   <w:style w:type="character" w:default="1" w:styleId="DefaultParagraphFont">
     <w:name w:val="Default Paragraph Font"/>
     <w:uiPriority w:val="1"/>
-    <w:semiHidden/>
     <w:unhideWhenUsed/>
   </w:style>
   <w:style w:type="table" w:default="1" w:styleId="TableNormal">

--- a/link_eshopworld/Documentation/eShopWorld_Shipping_Methods_Integration.docx
+++ b/link_eshopworld/Documentation/eShopWorld_Shipping_Methods_Integration.docx
@@ -84,14 +84,14 @@
                                     <w:sz w:val="20"/>
                                     <w:szCs w:val="20"/>
                                   </w:rPr>
-                                  <w:t>: 4.</w:t>
+                                  <w:t xml:space="preserve">: </w:t>
                                 </w:r>
                                 <w:r>
                                   <w:rPr>
                                     <w:sz w:val="20"/>
                                     <w:szCs w:val="20"/>
                                   </w:rPr>
-                                  <w:t>9</w:t>
+                                  <w:t>5.0.0</w:t>
                                 </w:r>
                               </w:p>
                               <w:p>
@@ -123,14 +123,21 @@
                                     <w:sz w:val="20"/>
                                     <w:szCs w:val="20"/>
                                   </w:rPr>
-                                  <w:t xml:space="preserve">October </w:t>
+                                  <w:t>February</w:t>
                                 </w:r>
                                 <w:r>
                                   <w:rPr>
                                     <w:sz w:val="20"/>
                                     <w:szCs w:val="20"/>
                                   </w:rPr>
-                                  <w:t>2025</w:t>
+                                  <w:t xml:space="preserve"> 202</w:t>
+                                </w:r>
+                                <w:r>
+                                  <w:rPr>
+                                    <w:sz w:val="20"/>
+                                    <w:szCs w:val="20"/>
+                                  </w:rPr>
+                                  <w:t>6</w:t>
                                 </w:r>
                               </w:p>
                               <w:p>
@@ -152,7 +159,7 @@
                                   <w:rPr>
                                     <w:rStyle w:val="span"/>
                                   </w:rPr>
-                                  <w:t>5</w:t>
+                                  <w:t>6</w:t>
                                 </w:r>
                                 <w:r>
                                   <w:rPr>
@@ -219,14 +226,14 @@
                               <w:sz w:val="20"/>
                               <w:szCs w:val="20"/>
                             </w:rPr>
-                            <w:t>: 4.</w:t>
+                            <w:t xml:space="preserve">: </w:t>
                           </w:r>
                           <w:r>
                             <w:rPr>
                               <w:sz w:val="20"/>
                               <w:szCs w:val="20"/>
                             </w:rPr>
-                            <w:t>9</w:t>
+                            <w:t>5.0.0</w:t>
                           </w:r>
                         </w:p>
                         <w:p>
@@ -258,14 +265,21 @@
                               <w:sz w:val="20"/>
                               <w:szCs w:val="20"/>
                             </w:rPr>
-                            <w:t xml:space="preserve">October </w:t>
+                            <w:t>February</w:t>
                           </w:r>
                           <w:r>
                             <w:rPr>
                               <w:sz w:val="20"/>
                               <w:szCs w:val="20"/>
                             </w:rPr>
-                            <w:t>2025</w:t>
+                            <w:t xml:space="preserve"> 202</w:t>
+                          </w:r>
+                          <w:r>
+                            <w:rPr>
+                              <w:sz w:val="20"/>
+                              <w:szCs w:val="20"/>
+                            </w:rPr>
+                            <w:t>6</w:t>
                           </w:r>
                         </w:p>
                         <w:p>
@@ -287,7 +301,7 @@
                             <w:rPr>
                               <w:rStyle w:val="span"/>
                             </w:rPr>
-                            <w:t>5</w:t>
+                            <w:t>6</w:t>
                           </w:r>
                           <w:r>
                             <w:rPr>
@@ -3392,7 +3406,7 @@
           <w:noProof/>
         </w:rPr>
         <w:drawing>
-          <wp:inline distT="0" distB="0" distL="0" distR="0" wp14:anchorId="402E968E" wp14:editId="1072C031">
+          <wp:inline distT="0" distB="0" distL="0" distR="0" wp14:anchorId="402E968E" wp14:editId="2EA12CF4">
             <wp:extent cx="5943600" cy="2428875"/>
             <wp:effectExtent l="0" t="0" r="0" b="9525"/>
             <wp:docPr id="20" name="Picture 20"/>
@@ -3475,7 +3489,7 @@
         </w:rPr>
         <w:lastRenderedPageBreak/>
         <w:drawing>
-          <wp:inline distT="0" distB="0" distL="0" distR="0" wp14:anchorId="5652A2F2" wp14:editId="30DFB014">
+          <wp:inline distT="0" distB="0" distL="0" distR="0" wp14:anchorId="5652A2F2" wp14:editId="21575694">
             <wp:extent cx="5943600" cy="2597785"/>
             <wp:effectExtent l="0" t="0" r="0" b="0"/>
             <wp:docPr id="19" name="Picture 19"/>
@@ -14350,6 +14364,7 @@
   <w:style w:type="character" w:default="1" w:styleId="DefaultParagraphFont">
     <w:name w:val="Default Paragraph Font"/>
     <w:uiPriority w:val="1"/>
+    <w:semiHidden/>
     <w:unhideWhenUsed/>
   </w:style>
   <w:style w:type="table" w:default="1" w:styleId="TableNormal">

--- a/link_eshopworld/Documentation/eShopWorld_Shipping_Methods_Integration.docx
+++ b/link_eshopworld/Documentation/eShopWorld_Shipping_Methods_Integration.docx
@@ -84,21 +84,14 @@
                                     <w:sz w:val="20"/>
                                     <w:szCs w:val="20"/>
                                   </w:rPr>
-                                  <w:t>: 4.</w:t>
+                                  <w:t xml:space="preserve">: </w:t>
                                 </w:r>
                                 <w:r>
                                   <w:rPr>
                                     <w:sz w:val="20"/>
                                     <w:szCs w:val="20"/>
                                   </w:rPr>
-                                  <w:t>7</w:t>
-                                </w:r>
-                                <w:r>
-                                  <w:rPr>
-                                    <w:sz w:val="20"/>
-                                    <w:szCs w:val="20"/>
-                                  </w:rPr>
-                                  <w:t>.1</w:t>
+                                  <w:t>5.0.0</w:t>
                                 </w:r>
                               </w:p>
                               <w:p>
@@ -130,14 +123,21 @@
                                     <w:sz w:val="20"/>
                                     <w:szCs w:val="20"/>
                                   </w:rPr>
-                                  <w:t>July</w:t>
+                                  <w:t>February</w:t>
                                 </w:r>
                                 <w:r>
                                   <w:rPr>
                                     <w:sz w:val="20"/>
                                     <w:szCs w:val="20"/>
                                   </w:rPr>
-                                  <w:t xml:space="preserve"> 2025</w:t>
+                                  <w:t xml:space="preserve"> 202</w:t>
+                                </w:r>
+                                <w:r>
+                                  <w:rPr>
+                                    <w:sz w:val="20"/>
+                                    <w:szCs w:val="20"/>
+                                  </w:rPr>
+                                  <w:t>6</w:t>
                                 </w:r>
                               </w:p>
                               <w:p>
@@ -159,7 +159,7 @@
                                   <w:rPr>
                                     <w:rStyle w:val="span"/>
                                   </w:rPr>
-                                  <w:t>5</w:t>
+                                  <w:t>6</w:t>
                                 </w:r>
                                 <w:r>
                                   <w:rPr>
@@ -226,21 +226,14 @@
                               <w:sz w:val="20"/>
                               <w:szCs w:val="20"/>
                             </w:rPr>
-                            <w:t>: 4.</w:t>
+                            <w:t xml:space="preserve">: </w:t>
                           </w:r>
                           <w:r>
                             <w:rPr>
                               <w:sz w:val="20"/>
                               <w:szCs w:val="20"/>
                             </w:rPr>
-                            <w:t>7</w:t>
-                          </w:r>
-                          <w:r>
-                            <w:rPr>
-                              <w:sz w:val="20"/>
-                              <w:szCs w:val="20"/>
-                            </w:rPr>
-                            <w:t>.1</w:t>
+                            <w:t>5.0.0</w:t>
                           </w:r>
                         </w:p>
                         <w:p>
@@ -272,14 +265,21 @@
                               <w:sz w:val="20"/>
                               <w:szCs w:val="20"/>
                             </w:rPr>
-                            <w:t>July</w:t>
+                            <w:t>February</w:t>
                           </w:r>
                           <w:r>
                             <w:rPr>
                               <w:sz w:val="20"/>
                               <w:szCs w:val="20"/>
                             </w:rPr>
-                            <w:t xml:space="preserve"> 2025</w:t>
+                            <w:t xml:space="preserve"> 202</w:t>
+                          </w:r>
+                          <w:r>
+                            <w:rPr>
+                              <w:sz w:val="20"/>
+                              <w:szCs w:val="20"/>
+                            </w:rPr>
+                            <w:t>6</w:t>
                           </w:r>
                         </w:p>
                         <w:p>
@@ -301,7 +301,7 @@
                             <w:rPr>
                               <w:rStyle w:val="span"/>
                             </w:rPr>
-                            <w:t>5</w:t>
+                            <w:t>6</w:t>
                           </w:r>
                           <w:r>
                             <w:rPr>
@@ -3406,7 +3406,7 @@
           <w:noProof/>
         </w:rPr>
         <w:drawing>
-          <wp:inline distT="0" distB="0" distL="0" distR="0" wp14:anchorId="402E968E" wp14:editId="07308342">
+          <wp:inline distT="0" distB="0" distL="0" distR="0" wp14:anchorId="402E968E" wp14:editId="2EA12CF4">
             <wp:extent cx="5943600" cy="2428875"/>
             <wp:effectExtent l="0" t="0" r="0" b="9525"/>
             <wp:docPr id="20" name="Picture 20"/>
@@ -3489,7 +3489,7 @@
         </w:rPr>
         <w:lastRenderedPageBreak/>
         <w:drawing>
-          <wp:inline distT="0" distB="0" distL="0" distR="0" wp14:anchorId="5652A2F2" wp14:editId="184AC33C">
+          <wp:inline distT="0" distB="0" distL="0" distR="0" wp14:anchorId="5652A2F2" wp14:editId="21575694">
             <wp:extent cx="5943600" cy="2597785"/>
             <wp:effectExtent l="0" t="0" r="0" b="0"/>
             <wp:docPr id="19" name="Picture 19"/>

--- a/link_eshopworld/Documentation/eShopWorld_Shipping_Methods_Integration.docx
+++ b/link_eshopworld/Documentation/eShopWorld_Shipping_Methods_Integration.docx
@@ -91,7 +91,21 @@
                                     <w:sz w:val="20"/>
                                     <w:szCs w:val="20"/>
                                   </w:rPr>
-                                  <w:t>5.0.0</w:t>
+                                  <w:t>5.</w:t>
+                                </w:r>
+                                <w:r>
+                                  <w:rPr>
+                                    <w:sz w:val="20"/>
+                                    <w:szCs w:val="20"/>
+                                  </w:rPr>
+                                  <w:t>1</w:t>
+                                </w:r>
+                                <w:r>
+                                  <w:rPr>
+                                    <w:sz w:val="20"/>
+                                    <w:szCs w:val="20"/>
+                                  </w:rPr>
+                                  <w:t>.0</w:t>
                                 </w:r>
                               </w:p>
                               <w:p>
@@ -123,7 +137,7 @@
                                     <w:sz w:val="20"/>
                                     <w:szCs w:val="20"/>
                                   </w:rPr>
-                                  <w:t>February</w:t>
+                                  <w:t>May</w:t>
                                 </w:r>
                                 <w:r>
                                   <w:rPr>
@@ -233,7 +247,21 @@
                               <w:sz w:val="20"/>
                               <w:szCs w:val="20"/>
                             </w:rPr>
-                            <w:t>5.0.0</w:t>
+                            <w:t>5.</w:t>
+                          </w:r>
+                          <w:r>
+                            <w:rPr>
+                              <w:sz w:val="20"/>
+                              <w:szCs w:val="20"/>
+                            </w:rPr>
+                            <w:t>1</w:t>
+                          </w:r>
+                          <w:r>
+                            <w:rPr>
+                              <w:sz w:val="20"/>
+                              <w:szCs w:val="20"/>
+                            </w:rPr>
+                            <w:t>.0</w:t>
                           </w:r>
                         </w:p>
                         <w:p>
@@ -265,7 +293,7 @@
                               <w:sz w:val="20"/>
                               <w:szCs w:val="20"/>
                             </w:rPr>
-                            <w:t>February</w:t>
+                            <w:t>May</w:t>
                           </w:r>
                           <w:r>
                             <w:rPr>
@@ -3406,7 +3434,7 @@
           <w:noProof/>
         </w:rPr>
         <w:drawing>
-          <wp:inline distT="0" distB="0" distL="0" distR="0" wp14:anchorId="402E968E" wp14:editId="2EA12CF4">
+          <wp:inline distT="0" distB="0" distL="0" distR="0" wp14:anchorId="402E968E" wp14:editId="309E1ADA">
             <wp:extent cx="5943600" cy="2428875"/>
             <wp:effectExtent l="0" t="0" r="0" b="9525"/>
             <wp:docPr id="20" name="Picture 20"/>
@@ -3489,7 +3517,7 @@
         </w:rPr>
         <w:lastRenderedPageBreak/>
         <w:drawing>
-          <wp:inline distT="0" distB="0" distL="0" distR="0" wp14:anchorId="5652A2F2" wp14:editId="21575694">
+          <wp:inline distT="0" distB="0" distL="0" distR="0" wp14:anchorId="5652A2F2" wp14:editId="0CBC588F">
             <wp:extent cx="5943600" cy="2597785"/>
             <wp:effectExtent l="0" t="0" r="0" b="0"/>
             <wp:docPr id="19" name="Picture 19"/>

--- a/link_eshopworld/Documentation/eShopWorld_Shipping_Methods_Integration.docx
+++ b/link_eshopworld/Documentation/eShopWorld_Shipping_Methods_Integration.docx
@@ -105,7 +105,14 @@
                                     <w:sz w:val="20"/>
                                     <w:szCs w:val="20"/>
                                   </w:rPr>
-                                  <w:t>.0</w:t>
+                                  <w:t>.</w:t>
+                                </w:r>
+                                <w:r>
+                                  <w:rPr>
+                                    <w:sz w:val="20"/>
+                                    <w:szCs w:val="20"/>
+                                  </w:rPr>
+                                  <w:t>1</w:t>
                                 </w:r>
                               </w:p>
                               <w:p>
@@ -137,14 +144,21 @@
                                     <w:sz w:val="20"/>
                                     <w:szCs w:val="20"/>
                                   </w:rPr>
-                                  <w:t>May</w:t>
+                                  <w:t>June</w:t>
                                 </w:r>
                                 <w:r>
                                   <w:rPr>
                                     <w:sz w:val="20"/>
                                     <w:szCs w:val="20"/>
                                   </w:rPr>
-                                  <w:t xml:space="preserve"> 202</w:t>
+                                  <w:t xml:space="preserve"> </w:t>
+                                </w:r>
+                                <w:r>
+                                  <w:rPr>
+                                    <w:sz w:val="20"/>
+                                    <w:szCs w:val="20"/>
+                                  </w:rPr>
+                                  <w:t>202</w:t>
                                 </w:r>
                                 <w:r>
                                   <w:rPr>
@@ -261,7 +275,14 @@
                               <w:sz w:val="20"/>
                               <w:szCs w:val="20"/>
                             </w:rPr>
-                            <w:t>.0</w:t>
+                            <w:t>.</w:t>
+                          </w:r>
+                          <w:r>
+                            <w:rPr>
+                              <w:sz w:val="20"/>
+                              <w:szCs w:val="20"/>
+                            </w:rPr>
+                            <w:t>1</w:t>
                           </w:r>
                         </w:p>
                         <w:p>
@@ -293,14 +314,21 @@
                               <w:sz w:val="20"/>
                               <w:szCs w:val="20"/>
                             </w:rPr>
-                            <w:t>May</w:t>
+                            <w:t>June</w:t>
                           </w:r>
                           <w:r>
                             <w:rPr>
                               <w:sz w:val="20"/>
                               <w:szCs w:val="20"/>
                             </w:rPr>
-                            <w:t xml:space="preserve"> 202</w:t>
+                            <w:t xml:space="preserve"> </w:t>
+                          </w:r>
+                          <w:r>
+                            <w:rPr>
+                              <w:sz w:val="20"/>
+                              <w:szCs w:val="20"/>
+                            </w:rPr>
+                            <w:t>202</w:t>
                           </w:r>
                           <w:r>
                             <w:rPr>
@@ -3434,7 +3462,7 @@
           <w:noProof/>
         </w:rPr>
         <w:drawing>
-          <wp:inline distT="0" distB="0" distL="0" distR="0" wp14:anchorId="402E968E" wp14:editId="309E1ADA">
+          <wp:inline distT="0" distB="0" distL="0" distR="0" wp14:anchorId="402E968E" wp14:editId="5D6FE517">
             <wp:extent cx="5943600" cy="2428875"/>
             <wp:effectExtent l="0" t="0" r="0" b="9525"/>
             <wp:docPr id="20" name="Picture 20"/>
@@ -3517,7 +3545,7 @@
         </w:rPr>
         <w:lastRenderedPageBreak/>
         <w:drawing>
-          <wp:inline distT="0" distB="0" distL="0" distR="0" wp14:anchorId="5652A2F2" wp14:editId="0CBC588F">
+          <wp:inline distT="0" distB="0" distL="0" distR="0" wp14:anchorId="5652A2F2" wp14:editId="6A947C42">
             <wp:extent cx="5943600" cy="2597785"/>
             <wp:effectExtent l="0" t="0" r="0" b="0"/>
             <wp:docPr id="19" name="Picture 19"/>
@@ -14392,7 +14420,6 @@
   <w:style w:type="character" w:default="1" w:styleId="DefaultParagraphFont">
     <w:name w:val="Default Paragraph Font"/>
     <w:uiPriority w:val="1"/>
-    <w:semiHidden/>
     <w:unhideWhenUsed/>
   </w:style>
   <w:style w:type="table" w:default="1" w:styleId="TableNormal">

--- a/link_eshopworld/Documentation/eShopWorld_Shipping_Methods_Integration.docx
+++ b/link_eshopworld/Documentation/eShopWorld_Shipping_Methods_Integration.docx
@@ -91,7 +91,28 @@
                                     <w:sz w:val="20"/>
                                     <w:szCs w:val="20"/>
                                   </w:rPr>
-                                  <w:t>5.0.0</w:t>
+                                  <w:t>5.</w:t>
+                                </w:r>
+                                <w:r>
+                                  <w:rPr>
+                                    <w:sz w:val="20"/>
+                                    <w:szCs w:val="20"/>
+                                  </w:rPr>
+                                  <w:t>1</w:t>
+                                </w:r>
+                                <w:r>
+                                  <w:rPr>
+                                    <w:sz w:val="20"/>
+                                    <w:szCs w:val="20"/>
+                                  </w:rPr>
+                                  <w:t>.</w:t>
+                                </w:r>
+                                <w:r>
+                                  <w:rPr>
+                                    <w:sz w:val="20"/>
+                                    <w:szCs w:val="20"/>
+                                  </w:rPr>
+                                  <w:t>1</w:t>
                                 </w:r>
                               </w:p>
                               <w:p>
@@ -123,14 +144,21 @@
                                     <w:sz w:val="20"/>
                                     <w:szCs w:val="20"/>
                                   </w:rPr>
-                                  <w:t>February</w:t>
+                                  <w:t>June</w:t>
                                 </w:r>
                                 <w:r>
                                   <w:rPr>
                                     <w:sz w:val="20"/>
                                     <w:szCs w:val="20"/>
                                   </w:rPr>
-                                  <w:t xml:space="preserve"> 202</w:t>
+                                  <w:t xml:space="preserve"> </w:t>
+                                </w:r>
+                                <w:r>
+                                  <w:rPr>
+                                    <w:sz w:val="20"/>
+                                    <w:szCs w:val="20"/>
+                                  </w:rPr>
+                                  <w:t>202</w:t>
                                 </w:r>
                                 <w:r>
                                   <w:rPr>
@@ -233,7 +261,28 @@
                               <w:sz w:val="20"/>
                               <w:szCs w:val="20"/>
                             </w:rPr>
-                            <w:t>5.0.0</w:t>
+                            <w:t>5.</w:t>
+                          </w:r>
+                          <w:r>
+                            <w:rPr>
+                              <w:sz w:val="20"/>
+                              <w:szCs w:val="20"/>
+                            </w:rPr>
+                            <w:t>1</w:t>
+                          </w:r>
+                          <w:r>
+                            <w:rPr>
+                              <w:sz w:val="20"/>
+                              <w:szCs w:val="20"/>
+                            </w:rPr>
+                            <w:t>.</w:t>
+                          </w:r>
+                          <w:r>
+                            <w:rPr>
+                              <w:sz w:val="20"/>
+                              <w:szCs w:val="20"/>
+                            </w:rPr>
+                            <w:t>1</w:t>
                           </w:r>
                         </w:p>
                         <w:p>
@@ -265,14 +314,21 @@
                               <w:sz w:val="20"/>
                               <w:szCs w:val="20"/>
                             </w:rPr>
-                            <w:t>February</w:t>
+                            <w:t>June</w:t>
                           </w:r>
                           <w:r>
                             <w:rPr>
                               <w:sz w:val="20"/>
                               <w:szCs w:val="20"/>
                             </w:rPr>
-                            <w:t xml:space="preserve"> 202</w:t>
+                            <w:t xml:space="preserve"> </w:t>
+                          </w:r>
+                          <w:r>
+                            <w:rPr>
+                              <w:sz w:val="20"/>
+                              <w:szCs w:val="20"/>
+                            </w:rPr>
+                            <w:t>202</w:t>
                           </w:r>
                           <w:r>
                             <w:rPr>
@@ -3406,7 +3462,7 @@
           <w:noProof/>
         </w:rPr>
         <w:drawing>
-          <wp:inline distT="0" distB="0" distL="0" distR="0" wp14:anchorId="402E968E" wp14:editId="2EA12CF4">
+          <wp:inline distT="0" distB="0" distL="0" distR="0" wp14:anchorId="402E968E" wp14:editId="5D6FE517">
             <wp:extent cx="5943600" cy="2428875"/>
             <wp:effectExtent l="0" t="0" r="0" b="9525"/>
             <wp:docPr id="20" name="Picture 20"/>
@@ -3489,7 +3545,7 @@
         </w:rPr>
         <w:lastRenderedPageBreak/>
         <w:drawing>
-          <wp:inline distT="0" distB="0" distL="0" distR="0" wp14:anchorId="5652A2F2" wp14:editId="21575694">
+          <wp:inline distT="0" distB="0" distL="0" distR="0" wp14:anchorId="5652A2F2" wp14:editId="6A947C42">
             <wp:extent cx="5943600" cy="2597785"/>
             <wp:effectExtent l="0" t="0" r="0" b="0"/>
             <wp:docPr id="19" name="Picture 19"/>
@@ -14364,7 +14420,6 @@
   <w:style w:type="character" w:default="1" w:styleId="DefaultParagraphFont">
     <w:name w:val="Default Paragraph Font"/>
     <w:uiPriority w:val="1"/>
-    <w:semiHidden/>
     <w:unhideWhenUsed/>
   </w:style>
   <w:style w:type="table" w:default="1" w:styleId="TableNormal">
